--- a/docs/조직시뮬레이터_에이전트소개서.docx
+++ b/docs/조직시뮬레이터_에이전트소개서.docx
@@ -542,7 +542,7 @@
                 <w:sz w:val="18"/>
                 <w:szCs w:val="18"/>
               </w:rPr>
-              <w:t xml:space="preserve">판정마다 사유와 판정자(역할)가 남고, 다음 해에 같은 팀을 건드리면 그 판정이 먼저 뜬다</w:t>
+              <w:t xml:space="preserve">판정마다 사유와 판정자(역할)가 남고, 같은 팀을 다시 개편안에 넣으면 그 판정이 먼저 보인다. '유지' 판정이면 위반으로 잡힌다</w:t>
             </w:r>
           </w:p>
         </w:tc>
@@ -641,7 +641,7 @@
           <w:sz w:val="20"/>
           <w:szCs w:val="20"/>
         </w:rPr>
-        <w:t xml:space="preserve">한 화면을 위에서 아래로 훑습니다. 본부 필터 하나로 전체가 좁혀지고, 모든 차트는 표로 바꿔 볼 수 있습니다.</w:t>
+        <w:t xml:space="preserve">한 화면을 위에서 아래로 훑습니다. 본부 필터로 팀 단위 카드가 좁혀지고, 차트는 표로 바꿔 볼 수 있습니다.</w:t>
       </w:r>
     </w:p>
     <w:tbl>
@@ -2873,7 +2873,7 @@
                 <w:sz w:val="18"/>
                 <w:szCs w:val="18"/>
               </w:rPr>
-              <w:t xml:space="preserve">작업판 경로(검색·조립·실행·기록·수정·삭제·가정)는 로컬에서 확인. 실제 대화 흐름은 배포 화면에서 확인 예정</w:t>
+              <w:t xml:space="preserve">작업판 경로(검색·조립·실행·기록·수정·삭제·가정)는 로컬에서 확인. 실제 대화 흐름(AI 가 도구를 부르는 것)은 배포 화면에서 확인 예정. '답변의 모양'은 AI 에 준 규칙이며 실제 답은 확인 후 다듬어야 함</w:t>
             </w:r>
           </w:p>
         </w:tc>
